--- a/contents/tables/sophisticated/table3_sophisticated.docx
+++ b/contents/tables/sophisticated/table3_sophisticated.docx
@@ -196,29 +196,7 @@
                 <w:sz w:val="18"/>
                 <w:szCs w:val="18"/>
               </w:rPr>
-              <w:t xml:space="preserve"> (</w:t>
-            </w:r>
-            <w:r>
-              <w:rPr>
-                <w:rFonts w:ascii="CMU Serif" w:hAnsi="CMU Serif" w:cs="CMU Serif"/>
-                <w:b/>
-                <w:bCs/>
-                <w:color w:val="215E99" w:themeColor="text2" w:themeTint="BF"/>
-                <w:sz w:val="18"/>
-                <w:szCs w:val="18"/>
-              </w:rPr>
-              <w:t>Upper</w:t>
-            </w:r>
-            <w:r>
-              <w:rPr>
-                <w:rFonts w:ascii="CMU Serif" w:hAnsi="CMU Serif" w:cs="CMU Serif"/>
-                <w:b/>
-                <w:bCs/>
-                <w:color w:val="215E99" w:themeColor="text2" w:themeTint="BF"/>
-                <w:sz w:val="18"/>
-                <w:szCs w:val="18"/>
-              </w:rPr>
-              <w:t>)</w:t>
+              <w:t xml:space="preserve"> (Upper)</w:t>
             </w:r>
           </w:p>
         </w:tc>
@@ -2670,57 +2648,7 @@
           <w:sz w:val="18"/>
           <w:szCs w:val="18"/>
         </w:rPr>
-        <w:t>Degree of Correlation</w:t>
-      </w:r>
-      <w:r>
-        <w:rPr>
-          <w:rFonts w:ascii="CMU Serif" w:hAnsi="CMU Serif" w:cs="CMU Serif"/>
-          <w:i/>
-          <w:iCs/>
-          <w:sz w:val="18"/>
-          <w:szCs w:val="18"/>
-        </w:rPr>
-        <w:t xml:space="preserve"> interpretation - </w:t>
-      </w:r>
-      <w:r>
-        <w:rPr>
-          <w:rFonts w:ascii="CMU Serif" w:hAnsi="CMU Serif" w:cs="CMU Serif"/>
-          <w:i/>
-          <w:iCs/>
-          <w:sz w:val="18"/>
-          <w:szCs w:val="18"/>
-        </w:rPr>
-        <w:t>Pearson</w:t>
-      </w:r>
-      <w:r>
-        <w:rPr>
-          <w:rFonts w:ascii="CMU Serif" w:hAnsi="CMU Serif" w:cs="CMU Serif"/>
-          <w:i/>
-          <w:iCs/>
-          <w:sz w:val="18"/>
-          <w:szCs w:val="18"/>
-        </w:rPr>
-        <w:t xml:space="preserve"> (</w:t>
-      </w:r>
-      <w:r>
-        <w:rPr>
-          <w:rFonts w:ascii="CMU Serif" w:hAnsi="CMU Serif" w:cs="CMU Serif"/>
-          <w:i/>
-          <w:iCs/>
-          <w:sz w:val="18"/>
-          <w:szCs w:val="18"/>
-        </w:rPr>
-        <w:t>value of</w:t>
-      </w:r>
-      <w:r>
-        <w:rPr>
-          <w:rFonts w:ascii="CMU Serif" w:hAnsi="CMU Serif" w:cs="CMU Serif"/>
-          <w:i/>
-          <w:iCs/>
-          <w:sz w:val="18"/>
-          <w:szCs w:val="18"/>
-        </w:rPr>
-        <w:t xml:space="preserve"> r): N</w:t>
+        <w:t>Degree of Correlation interpretation - Pearson (value of r): N</w:t>
       </w:r>
       <w:r>
         <w:rPr>
@@ -2850,27 +2778,7 @@
           <w:sz w:val="18"/>
           <w:szCs w:val="18"/>
         </w:rPr>
-        <w:t>0.</w:t>
-      </w:r>
-      <w:r>
-        <w:rPr>
-          <w:rFonts w:ascii="CMU Serif" w:hAnsi="CMU Serif" w:cs="CMU Serif"/>
-          <w:i/>
-          <w:iCs/>
-          <w:sz w:val="18"/>
-          <w:szCs w:val="18"/>
-        </w:rPr>
-        <w:t>30</w:t>
-      </w:r>
-      <w:r>
-        <w:rPr>
-          <w:rFonts w:ascii="CMU Serif" w:hAnsi="CMU Serif" w:cs="CMU Serif"/>
-          <w:i/>
-          <w:iCs/>
-          <w:sz w:val="18"/>
-          <w:szCs w:val="18"/>
-        </w:rPr>
-        <w:t xml:space="preserve"> </w:t>
+        <w:t xml:space="preserve">0.30 </w:t>
       </w:r>
       <w:r>
         <w:rPr>
@@ -2890,27 +2798,7 @@
           <w:sz w:val="18"/>
           <w:szCs w:val="18"/>
         </w:rPr>
-        <w:t xml:space="preserve"> |r| &lt; 0.</w:t>
-      </w:r>
-      <w:r>
-        <w:rPr>
-          <w:rFonts w:ascii="CMU Serif" w:hAnsi="CMU Serif" w:cs="CMU Serif"/>
-          <w:i/>
-          <w:iCs/>
-          <w:sz w:val="18"/>
-          <w:szCs w:val="18"/>
-        </w:rPr>
-        <w:t>5</w:t>
-      </w:r>
-      <w:r>
-        <w:rPr>
-          <w:rFonts w:ascii="CMU Serif" w:hAnsi="CMU Serif" w:cs="CMU Serif"/>
-          <w:i/>
-          <w:iCs/>
-          <w:sz w:val="18"/>
-          <w:szCs w:val="18"/>
-        </w:rPr>
-        <w:t>0</w:t>
+        <w:t xml:space="preserve"> |r| &lt; 0.50</w:t>
       </w:r>
       <w:r>
         <w:rPr>
@@ -2950,27 +2838,7 @@
           <w:sz w:val="18"/>
           <w:szCs w:val="18"/>
         </w:rPr>
-        <w:t>0.</w:t>
-      </w:r>
-      <w:r>
-        <w:rPr>
-          <w:rFonts w:ascii="CMU Serif" w:hAnsi="CMU Serif" w:cs="CMU Serif"/>
-          <w:i/>
-          <w:iCs/>
-          <w:sz w:val="18"/>
-          <w:szCs w:val="18"/>
-        </w:rPr>
-        <w:t>50</w:t>
-      </w:r>
-      <w:r>
-        <w:rPr>
-          <w:rFonts w:ascii="CMU Serif" w:hAnsi="CMU Serif" w:cs="CMU Serif"/>
-          <w:i/>
-          <w:iCs/>
-          <w:sz w:val="18"/>
-          <w:szCs w:val="18"/>
-        </w:rPr>
-        <w:t xml:space="preserve"> </w:t>
+        <w:t xml:space="preserve">0.50 </w:t>
       </w:r>
       <w:r>
         <w:rPr>
@@ -2990,17 +2858,7 @@
           <w:sz w:val="18"/>
           <w:szCs w:val="18"/>
         </w:rPr>
-        <w:t xml:space="preserve"> |r| &lt; </w:t>
-      </w:r>
-      <w:r>
-        <w:rPr>
-          <w:rFonts w:ascii="CMU Serif" w:hAnsi="CMU Serif" w:cs="CMU Serif"/>
-          <w:i/>
-          <w:iCs/>
-          <w:sz w:val="18"/>
-          <w:szCs w:val="18"/>
-        </w:rPr>
-        <w:t>1.0</w:t>
+        <w:t xml:space="preserve"> |r| &lt; 1.0</w:t>
       </w:r>
       <w:r>
         <w:rPr>
@@ -3030,17 +2888,7 @@
           <w:sz w:val="18"/>
           <w:szCs w:val="18"/>
         </w:rPr>
-        <w:t>r|</w:t>
-      </w:r>
-      <w:r>
-        <w:rPr>
-          <w:rFonts w:ascii="CMU Serif" w:hAnsi="CMU Serif" w:cs="CMU Serif"/>
-          <w:i/>
-          <w:iCs/>
-          <w:sz w:val="18"/>
-          <w:szCs w:val="18"/>
-        </w:rPr>
-        <w:t>=1.</w:t>
+        <w:t>r|=1.</w:t>
       </w:r>
     </w:p>
     <w:p>
@@ -3242,29 +3090,7 @@
                 <w:sz w:val="18"/>
                 <w:szCs w:val="18"/>
               </w:rPr>
-              <w:t>(</w:t>
-            </w:r>
-            <w:r>
-              <w:rPr>
-                <w:rFonts w:ascii="CMU Serif" w:hAnsi="CMU Serif" w:cs="CMU Serif"/>
-                <w:b/>
-                <w:bCs/>
-                <w:color w:val="215E99" w:themeColor="text2" w:themeTint="BF"/>
-                <w:sz w:val="18"/>
-                <w:szCs w:val="18"/>
-              </w:rPr>
-              <w:t>ρ</w:t>
-            </w:r>
-            <w:r>
-              <w:rPr>
-                <w:rFonts w:ascii="CMU Serif" w:hAnsi="CMU Serif" w:cs="CMU Serif"/>
-                <w:b/>
-                <w:bCs/>
-                <w:color w:val="215E99" w:themeColor="text2" w:themeTint="BF"/>
-                <w:sz w:val="18"/>
-                <w:szCs w:val="18"/>
-              </w:rPr>
-              <w:t>)</w:t>
+              <w:t>(ρ)</w:t>
             </w:r>
           </w:p>
         </w:tc>
@@ -6570,6 +6396,7 @@
   <w:style w:type="character" w:default="1" w:styleId="DefaultParagraphFont">
     <w:name w:val="Default Paragraph Font"/>
     <w:uiPriority w:val="1"/>
+    <w:semiHidden/>
     <w:unhideWhenUsed/>
   </w:style>
   <w:style w:type="table" w:default="1" w:styleId="TableNormal">
